--- a/artifacts/CORE-05/build/internal-policy-library-acceptable-use-policy.docx
+++ b/artifacts/CORE-05/build/internal-policy-library-acceptable-use-policy.docx
@@ -8,15 +8,6 @@
         <w:pStyle w:val="Heading1"/>
       </w:pPr>
       <w:r>
-        <w:rPr>
-          <w:rStyle w:val="SectionNumber"/>
-        </w:rPr>
-        <w:t xml:space="preserve">1</w:t>
-      </w:r>
-      <w:r>
-        <w:tab/>
-      </w:r>
-      <w:r>
         <w:t xml:space="preserve">Acceptable Use Policy</w:t>
       </w:r>
     </w:p>
@@ -25,15 +16,6 @@
       <w:pPr>
         <w:pStyle w:val="Heading2"/>
       </w:pPr>
-      <w:r>
-        <w:rPr>
-          <w:rStyle w:val="SectionNumber"/>
-        </w:rPr>
-        <w:t xml:space="preserve">1.1</w:t>
-      </w:r>
-      <w:r>
-        <w:tab/>
-      </w:r>
       <w:r>
         <w:t xml:space="preserve">Document Control</w:t>
       </w:r>
@@ -323,15 +305,6 @@
         <w:pStyle w:val="Heading2"/>
       </w:pPr>
       <w:r>
-        <w:rPr>
-          <w:rStyle w:val="SectionNumber"/>
-        </w:rPr>
-        <w:t xml:space="preserve">1.2</w:t>
-      </w:r>
-      <w:r>
-        <w:tab/>
-      </w:r>
-      <w:r>
         <w:t xml:space="preserve">1. Purpose</w:t>
       </w:r>
     </w:p>
@@ -350,15 +323,6 @@
         <w:pStyle w:val="Heading2"/>
       </w:pPr>
       <w:r>
-        <w:rPr>
-          <w:rStyle w:val="SectionNumber"/>
-        </w:rPr>
-        <w:t xml:space="preserve">1.3</w:t>
-      </w:r>
-      <w:r>
-        <w:tab/>
-      </w:r>
-      <w:r>
         <w:t xml:space="preserve">2. Scope</w:t>
       </w:r>
     </w:p>
@@ -376,15 +340,6 @@
       <w:pPr>
         <w:pStyle w:val="Heading2"/>
       </w:pPr>
-      <w:r>
-        <w:rPr>
-          <w:rStyle w:val="SectionNumber"/>
-        </w:rPr>
-        <w:t xml:space="preserve">1.4</w:t>
-      </w:r>
-      <w:r>
-        <w:tab/>
-      </w:r>
       <w:r>
         <w:t xml:space="preserve">3. Data Classification</w:t>
       </w:r>
@@ -500,15 +455,6 @@
         <w:pStyle w:val="Heading2"/>
       </w:pPr>
       <w:r>
-        <w:rPr>
-          <w:rStyle w:val="SectionNumber"/>
-        </w:rPr>
-        <w:t xml:space="preserve">1.5</w:t>
-      </w:r>
-      <w:r>
-        <w:tab/>
-      </w:r>
-      <w:r>
         <w:t xml:space="preserve">4. Access and Authentication</w:t>
       </w:r>
     </w:p>
@@ -591,15 +537,6 @@
         <w:pStyle w:val="Heading2"/>
       </w:pPr>
       <w:r>
-        <w:rPr>
-          <w:rStyle w:val="SectionNumber"/>
-        </w:rPr>
-        <w:t xml:space="preserve">1.6</w:t>
-      </w:r>
-      <w:r>
-        <w:tab/>
-      </w:r>
-      <w:r>
         <w:t xml:space="preserve">5. Acceptable Use of Company Systems</w:t>
       </w:r>
     </w:p>
@@ -618,15 +555,6 @@
         <w:pStyle w:val="Heading2"/>
       </w:pPr>
       <w:r>
-        <w:rPr>
-          <w:rStyle w:val="SectionNumber"/>
-        </w:rPr>
-        <w:t xml:space="preserve">1.7</w:t>
-      </w:r>
-      <w:r>
-        <w:tab/>
-      </w:r>
-      <w:r>
         <w:t xml:space="preserve">6. Prohibited Activities</w:t>
       </w:r>
     </w:p>
@@ -752,15 +680,6 @@
       <w:pPr>
         <w:pStyle w:val="Heading2"/>
       </w:pPr>
-      <w:r>
-        <w:rPr>
-          <w:rStyle w:val="SectionNumber"/>
-        </w:rPr>
-        <w:t xml:space="preserve">1.8</w:t>
-      </w:r>
-      <w:r>
-        <w:tab/>
-      </w:r>
       <w:r>
         <w:t xml:space="preserve">7. Personal Devices</w:t>
       </w:r>
@@ -978,15 +897,6 @@
         <w:pStyle w:val="Heading2"/>
       </w:pPr>
       <w:r>
-        <w:rPr>
-          <w:rStyle w:val="SectionNumber"/>
-        </w:rPr>
-        <w:t xml:space="preserve">1.9</w:t>
-      </w:r>
-      <w:r>
-        <w:tab/>
-      </w:r>
-      <w:r>
         <w:t xml:space="preserve">8. Software Installation and Unapproved Services</w:t>
       </w:r>
     </w:p>
@@ -1045,15 +955,6 @@
         <w:pStyle w:val="Heading2"/>
       </w:pPr>
       <w:r>
-        <w:rPr>
-          <w:rStyle w:val="SectionNumber"/>
-        </w:rPr>
-        <w:t xml:space="preserve">1.10</w:t>
-      </w:r>
-      <w:r>
-        <w:tab/>
-      </w:r>
-      <w:r>
         <w:t xml:space="preserve">9. Generative AI Tools</w:t>
       </w:r>
     </w:p>
@@ -1136,15 +1037,6 @@
         <w:pStyle w:val="Heading2"/>
       </w:pPr>
       <w:r>
-        <w:rPr>
-          <w:rStyle w:val="SectionNumber"/>
-        </w:rPr>
-        <w:t xml:space="preserve">1.11</w:t>
-      </w:r>
-      <w:r>
-        <w:tab/>
-      </w:r>
-      <w:r>
         <w:t xml:space="preserve">10. Monitoring</w:t>
       </w:r>
     </w:p>
@@ -1171,15 +1063,6 @@
         <w:pStyle w:val="Heading2"/>
       </w:pPr>
       <w:r>
-        <w:rPr>
-          <w:rStyle w:val="SectionNumber"/>
-        </w:rPr>
-        <w:t xml:space="preserve">1.12</w:t>
-      </w:r>
-      <w:r>
-        <w:tab/>
-      </w:r>
-      <w:r>
         <w:t xml:space="preserve">11. Incident Reporting</w:t>
       </w:r>
     </w:p>
@@ -1198,15 +1081,6 @@
         <w:pStyle w:val="Heading2"/>
       </w:pPr>
       <w:r>
-        <w:rPr>
-          <w:rStyle w:val="SectionNumber"/>
-        </w:rPr>
-        <w:t xml:space="preserve">1.13</w:t>
-      </w:r>
-      <w:r>
-        <w:tab/>
-      </w:r>
-      <w:r>
         <w:t xml:space="preserve">12. Exceptions</w:t>
       </w:r>
     </w:p>
@@ -1225,15 +1099,6 @@
         <w:pStyle w:val="Heading2"/>
       </w:pPr>
       <w:r>
-        <w:rPr>
-          <w:rStyle w:val="SectionNumber"/>
-        </w:rPr>
-        <w:t xml:space="preserve">1.14</w:t>
-      </w:r>
-      <w:r>
-        <w:tab/>
-      </w:r>
-      <w:r>
         <w:t xml:space="preserve">13. Enforcement</w:t>
       </w:r>
     </w:p>
@@ -1252,15 +1117,6 @@
         <w:pStyle w:val="Heading2"/>
       </w:pPr>
       <w:r>
-        <w:rPr>
-          <w:rStyle w:val="SectionNumber"/>
-        </w:rPr>
-        <w:t xml:space="preserve">1.15</w:t>
-      </w:r>
-      <w:r>
-        <w:tab/>
-      </w:r>
-      <w:r>
         <w:t xml:space="preserve">14. Related Documents</w:t>
       </w:r>
     </w:p>
@@ -1318,15 +1174,6 @@
       <w:pPr>
         <w:pStyle w:val="Heading2"/>
       </w:pPr>
-      <w:r>
-        <w:rPr>
-          <w:rStyle w:val="SectionNumber"/>
-        </w:rPr>
-        <w:t xml:space="preserve">1.16</w:t>
-      </w:r>
-      <w:r>
-        <w:tab/>
-      </w:r>
       <w:r>
         <w:t xml:space="preserve">Version History</w:t>
       </w:r>
